--- a/site/files/Phase-Protocol-259-The Shield Tanks - The Shipment Is the Shelter- Gemini Protocols.docx
+++ b/site/files/Phase-Protocol-259-The Shield Tanks - The Shipment Is the Shelter- Gemini Protocols.docx
@@ -68,7 +68,7 @@
           <w:sz w:val="22"/>
           <w:b/>
         </w:rPr>
-        <w:t>PHASE 259: THE SHIELD TANKS — THE SHIPMENT IS THE SHELTER — STATUS: CURRENT — PASS / STRUCTURAL, SLOSH, FREEZE AND ACTUAL DOSE-RATE QUALIFICATION. Every pod that carries water carries a storm shelter. Six 450mm x 2.8m x 2.8m water wall-panels slide into a pod rack for Moon transfers from asteroid mining — the crew lives inside the freight. The panel math: 0.45m x 2.8m x 2.8m is 3.53 cubic metres — 3.53 tonnes of water per tank; six tanks is about 21 tonnes; 450mm of water is 45 g/cm2 areal density of hydrogen-rich shielding — an ISS-class storm shelter is about 20-40 g/cm2, so the freight out-shields the station. Why hydrogen-rich is the whole game: hydrogen nuclei match the incoming proton mass, so each collision takes the maximum energy per hit. The shelter assembles itself: six panels racked as a box — walls, roof, floor — is a storm shelter before a drop is drunk. Shield mass is a constant because nothing leaves a shield tank without replacement going in — the refill doctrine, the audit's addition offered in grading and adopted by the book order. Spoken the morning after the asteroid-water radiation audit: irradiated is not radioactive; activation impossible at space fluxes; contamination is chondritic background removed by 212's own distillation; radiolysis leaves trace peroxide footnotes. The author's reply was not relief — it was priority. The physics is affirmed, strongest class. NASA shortfall 1526 (Radiation Countermeasures — Crew and Habitat) answered. The honest flags: slosh — a half-full 2.8m tank under thrust is a 3.5-tonne hammer looking for a swing; freeze — water shipped through shadow wants to freeze and ice expands 9%; head pressure loads the bottom seam; couplings standardised to the ship plumbing family; the consumption ledger — shield that you drink needs the radiation math and the water ledger reconciled.</w:t>
+        <w:t>PHASE 259: THE SHIELD TANKS — THE SHIPMENT IS THE SHELTER — STATUS: CURRENT — PASS / STRUCTURAL, SLOSH, FREEZE AND ACTUAL DOSE-RATE QUALIFICATION. Every pod that carries water carries a storm shelter. Six 450mm x 2.8m x 2.8m water wall-panels slide into a pod rack for Moon transfers from asteroid mining — the crew lives inside the freight. The panel math: 0.45m x 2.8m x 2.8m is 3.53 cubic metres — 3.53 tonnes of water per tank; six tanks is about 21 tonnes; 450mm of water is 45 g/cm2 areal density of hydrogen-rich shielding — an ISS-class storm shelter is about 20-40 g/cm2, so the freight out-shields the station. Why hydrogen-rich is the whole game: hydrogen nuclei match the incoming proton mass, so each collision takes the maximum energy per hit. The shelter assembles itself: six panels racked as a box — walls, roof, floor — is a storm shelter before a drop is drunk. Shield mass is a constant because nothing leaves a shield tank without replacement going in — the refill doctrine, the audit's addition offered in grading and adopted by the book order. Spoken the morning after the asteroid-water radiation audit: irradiated is not radioactive; activation impossible at space fluxes; contamination is chondritic background removed by 212's own distillation; radiolysis leaves trace peroxide footnotes. The author's reply was not relief — it was priority. The physics is affirmed, strongest class. NASA shortfall 1526 (Radiation Countermeasures — Crew and Habitat) answered. The honest flags: slosh — a half-full 2.8m tank under thrust is a 1.76-tonne hammer looking for a swing; freeze — water shipped through shadow wants to freeze and ice expands 9%; head pressure loads the bottom seam; couplings standardised to the ship plumbing family; the consumption ledger — shield that you drink needs the radiation math and the water ledger reconciled.</w:t>
       </w:r>
     </w:p>
     <w:p>
@@ -386,7 +386,7 @@
         <w:rPr>
           <w:sz w:val="22"/>
         </w:rPr>
-        <w:t xml:space="preserve"> 450mm of water = 45 g/cm2 areal density of hydrogen-rich shielding. An ISS-class hull gives roughly 5-10 g/cm2 equivalent. The panel is five-to-eight times the station's storm-shelter class protection per wall, on every wall at once.</w:t>
+        <w:t xml:space="preserve"> 450mm of water = 45 g/cm2 areal density of hydrogen-rich shielding. An ISS-class hull gives roughly 5-10 g/cm2 equivalent. The panel is five-to-eight times the station's hull-class protection per wall, on every wall at once.</w:t>
       </w:r>
     </w:p>
     <w:p>
@@ -499,7 +499,7 @@
         <w:rPr>
           <w:sz w:val="22"/>
         </w:rPr>
-        <w:t xml:space="preserve"> A half-full 2.8m tank under thrust is a 3.5-tonne hammer looking for a swing. Doctrine fix, zero new parts: baffle plates inside (simple perforated bulkheads, standard), and the harder law — tanks run full or empty, never half. Both seated: baffles as build, full-or-empty as law.</w:t>
+        <w:t xml:space="preserve"> A half-full 2.8m tank under thrust is a 1.76-tonne hammer looking for a swing. Doctrine fix, zero new parts: baffle plates inside (simple perforated bulkheads, standard), and the harder law — tanks run full or empty, never half. Both seated: baffles as build, full-or-empty as law.</w:t>
       </w:r>
     </w:p>
     <w:p>
@@ -852,7 +852,7 @@
         <w:rPr>
           <w:sz w:val="22"/>
         </w:rPr>
-        <w:t xml:space="preserve">THE HONEST FLAGS, ALL FIVE: slosh — a half-full 2.8m tank under thrust is a 3.5-tonne hammer looking for a swing (baffle doctrine seated); freeze — water shipped through shadow wants to freeze, and ice expands 9% (ullage and route doctrine); head pressure — 2.8m of standing water under thrust loads the bottom seam; couplings — one standard quick-disconnect fill/drain face per panel, the ship plumbing family, glove-blind mating; the ledger flag — shield that you drink needs the consumption ledger reconciled with the dose math.</w:t>
+        <w:t>THE HONEST FLAGS, ALL FIVE: slosh — a half-full 2.8m tank under thrust is a 1.76-tonne hammer looking for a swing (baffle doctrine seated); freeze — water shipped through shadow wants to freeze, and ice expands 9% (ullage and route doctrine); head pressure — 2.8m of standing water under thrust loads the bottom seam; couplings — one standard quick-disconnect fill/drain face per panel, the ship plumbing family, glove-blind mating; the ledger flag — shield that you drink needs the consumption ledger reconciled with the dose math.</w:t>
       </w:r>
     </w:p>
     <w:p>
@@ -1396,7 +1396,7 @@
         <w:rPr>
           <w:sz w:val="22"/>
         </w:rPr>
-        <w:t xml:space="preserve">Do NOT fly a half-full tank unbaffled — a 3.5-tonne hammer looking for a swing; the baffle doctrine is seated.</w:t>
+        <w:t>Do NOT fly a half-full tank unbaffled — a 1.76-tonne hammer looking for a swing; the baffle doctrine is seated.</w:t>
       </w:r>
     </w:p>
     <w:p>
